--- a/LAB5/Lab5_CNPM2_1150080140_DinhNgocMinhKhoi.docx
+++ b/LAB5/Lab5_CNPM2_1150080140_DinhNgocMinhKhoi.docx
@@ -1801,17 +1801,43 @@
           <w:sz w:val="26"/>
           <w:szCs w:val="26"/>
         </w:rPr>
-        <w:t>[CHÈN ẢNH 1: Cửa sổ Virtual Machine Settings của pfSense thể hiện đủ 3 Network Adapters]</w:t>
-      </w:r>
-    </w:p>
-    <w:p>
-      <w:pPr>
-        <w:rPr>
-          <w:rFonts w:ascii="Times New Roman" w:hAnsi="Times New Roman" w:cs="Times New Roman"/>
-          <w:sz w:val="26"/>
-          <w:szCs w:val="26"/>
-        </w:rPr>
-      </w:pPr>
+        <w:lastRenderedPageBreak/>
+        <w:drawing>
+          <wp:inline distT="0" distB="0" distL="0" distR="0" wp14:anchorId="1EEF98EE" wp14:editId="772127F7">
+            <wp:extent cx="5943600" cy="3329940"/>
+            <wp:effectExtent l="0" t="0" r="0" b="3810"/>
+            <wp:docPr id="1249440630" name="Picture 1"/>
+            <wp:cNvGraphicFramePr>
+              <a:graphicFrameLocks xmlns:a="http://schemas.openxmlformats.org/drawingml/2006/main" noChangeAspect="1"/>
+            </wp:cNvGraphicFramePr>
+            <a:graphic xmlns:a="http://schemas.openxmlformats.org/drawingml/2006/main">
+              <a:graphicData uri="http://schemas.openxmlformats.org/drawingml/2006/picture">
+                <pic:pic xmlns:pic="http://schemas.openxmlformats.org/drawingml/2006/picture">
+                  <pic:nvPicPr>
+                    <pic:cNvPr id="1249440630" name=""/>
+                    <pic:cNvPicPr/>
+                  </pic:nvPicPr>
+                  <pic:blipFill>
+                    <a:blip r:embed="rId5"/>
+                    <a:stretch>
+                      <a:fillRect/>
+                    </a:stretch>
+                  </pic:blipFill>
+                  <pic:spPr>
+                    <a:xfrm>
+                      <a:off x="0" y="0"/>
+                      <a:ext cx="5943600" cy="3329940"/>
+                    </a:xfrm>
+                    <a:prstGeom prst="rect">
+                      <a:avLst/>
+                    </a:prstGeom>
+                  </pic:spPr>
+                </pic:pic>
+              </a:graphicData>
+            </a:graphic>
+          </wp:inline>
+        </w:drawing>
+      </w:r>
       <w:r>
         <w:rPr>
           <w:rFonts w:ascii="Times New Roman" w:hAnsi="Times New Roman" w:cs="Times New Roman"/>
@@ -1911,89 +1937,114 @@
           <w:sz w:val="26"/>
           <w:szCs w:val="26"/>
         </w:rPr>
+        <w:t xml:space="preserve">New IPv4 address: 10.0.0.1 </w:t>
+      </w:r>
+    </w:p>
+    <w:p>
+      <w:pPr>
+        <w:ind w:left="1440"/>
+        <w:rPr>
+          <w:rFonts w:ascii="Times New Roman" w:hAnsi="Times New Roman" w:cs="Times New Roman"/>
+          <w:sz w:val="26"/>
+          <w:szCs w:val="26"/>
+        </w:rPr>
+      </w:pPr>
+      <w:r>
+        <w:rPr>
+          <w:rFonts w:ascii="Times New Roman" w:hAnsi="Times New Roman" w:cs="Times New Roman"/>
+          <w:sz w:val="26"/>
+          <w:szCs w:val="26"/>
+        </w:rPr>
+        <w:t xml:space="preserve">Subnet bit count: 8 </w:t>
+      </w:r>
+    </w:p>
+    <w:p>
+      <w:pPr>
+        <w:ind w:left="1440"/>
+        <w:rPr>
+          <w:rFonts w:ascii="Times New Roman" w:hAnsi="Times New Roman" w:cs="Times New Roman"/>
+          <w:sz w:val="26"/>
+          <w:szCs w:val="26"/>
+        </w:rPr>
+      </w:pPr>
+      <w:r>
+        <w:rPr>
+          <w:rFonts w:ascii="Times New Roman" w:hAnsi="Times New Roman" w:cs="Times New Roman"/>
+          <w:sz w:val="26"/>
+          <w:szCs w:val="26"/>
+        </w:rPr>
+        <w:t xml:space="preserve">Enable DHCP server: n </w:t>
+      </w:r>
+    </w:p>
+    <w:p>
+      <w:pPr>
+        <w:ind w:left="1440"/>
+        <w:rPr>
+          <w:rFonts w:ascii="Times New Roman" w:hAnsi="Times New Roman" w:cs="Times New Roman"/>
+          <w:sz w:val="26"/>
+          <w:szCs w:val="26"/>
+        </w:rPr>
+      </w:pPr>
+      <w:r>
+        <w:rPr>
+          <w:rFonts w:ascii="Times New Roman" w:hAnsi="Times New Roman" w:cs="Times New Roman"/>
+          <w:sz w:val="26"/>
+          <w:szCs w:val="26"/>
+        </w:rPr>
+        <w:t xml:space="preserve">Revert to HTTP: n </w:t>
+      </w:r>
+    </w:p>
+    <w:p>
+      <w:pPr>
+        <w:rPr>
+          <w:rFonts w:ascii="Times New Roman" w:hAnsi="Times New Roman" w:cs="Times New Roman"/>
+          <w:sz w:val="26"/>
+          <w:szCs w:val="26"/>
+        </w:rPr>
+      </w:pPr>
+      <w:r>
+        <w:rPr>
+          <w:rFonts w:ascii="Times New Roman" w:hAnsi="Times New Roman" w:cs="Times New Roman"/>
+          <w:sz w:val="26"/>
+          <w:szCs w:val="26"/>
+        </w:rPr>
         <w:lastRenderedPageBreak/>
-        <w:t xml:space="preserve">New IPv4 address: 10.0.0.1 </w:t>
-      </w:r>
-    </w:p>
-    <w:p>
-      <w:pPr>
-        <w:ind w:left="1440"/>
-        <w:rPr>
-          <w:rFonts w:ascii="Times New Roman" w:hAnsi="Times New Roman" w:cs="Times New Roman"/>
-          <w:sz w:val="26"/>
-          <w:szCs w:val="26"/>
-        </w:rPr>
-      </w:pPr>
-      <w:r>
-        <w:rPr>
-          <w:rFonts w:ascii="Times New Roman" w:hAnsi="Times New Roman" w:cs="Times New Roman"/>
-          <w:sz w:val="26"/>
-          <w:szCs w:val="26"/>
-        </w:rPr>
-        <w:t xml:space="preserve">Subnet bit count: 8 </w:t>
-      </w:r>
-    </w:p>
-    <w:p>
-      <w:pPr>
-        <w:ind w:left="1440"/>
-        <w:rPr>
-          <w:rFonts w:ascii="Times New Roman" w:hAnsi="Times New Roman" w:cs="Times New Roman"/>
-          <w:sz w:val="26"/>
-          <w:szCs w:val="26"/>
-        </w:rPr>
-      </w:pPr>
-      <w:r>
-        <w:rPr>
-          <w:rFonts w:ascii="Times New Roman" w:hAnsi="Times New Roman" w:cs="Times New Roman"/>
-          <w:sz w:val="26"/>
-          <w:szCs w:val="26"/>
-        </w:rPr>
-        <w:t xml:space="preserve">Enable DHCP server: n </w:t>
-      </w:r>
-    </w:p>
-    <w:p>
-      <w:pPr>
-        <w:ind w:left="1440"/>
-        <w:rPr>
-          <w:rFonts w:ascii="Times New Roman" w:hAnsi="Times New Roman" w:cs="Times New Roman"/>
-          <w:sz w:val="26"/>
-          <w:szCs w:val="26"/>
-        </w:rPr>
-      </w:pPr>
-      <w:r>
-        <w:rPr>
-          <w:rFonts w:ascii="Times New Roman" w:hAnsi="Times New Roman" w:cs="Times New Roman"/>
-          <w:sz w:val="26"/>
-          <w:szCs w:val="26"/>
-        </w:rPr>
-        <w:t xml:space="preserve">Revert to HTTP: n </w:t>
-      </w:r>
-    </w:p>
-    <w:p>
-      <w:pPr>
-        <w:rPr>
-          <w:rFonts w:ascii="Times New Roman" w:hAnsi="Times New Roman" w:cs="Times New Roman"/>
-          <w:sz w:val="26"/>
-          <w:szCs w:val="26"/>
-        </w:rPr>
-      </w:pPr>
-      <w:r>
-        <w:rPr>
-          <w:rFonts w:ascii="Times New Roman" w:hAnsi="Times New Roman" w:cs="Times New Roman"/>
-          <w:sz w:val="26"/>
-          <w:szCs w:val="26"/>
-        </w:rPr>
-        <w:t>[CHÈN ẢNH 2: Màn hình Console pfSense thông báo hoàn tất gán IP LAN 10.0.0.1/8 và URL WebConfigurator]</w:t>
-      </w:r>
-    </w:p>
-    <w:p>
-      <w:pPr>
-        <w:rPr>
-          <w:rFonts w:ascii="Times New Roman" w:hAnsi="Times New Roman" w:cs="Times New Roman"/>
-          <w:sz w:val="26"/>
-          <w:szCs w:val="26"/>
-        </w:rPr>
-      </w:pPr>
+        <w:drawing>
+          <wp:inline distT="0" distB="0" distL="0" distR="0" wp14:anchorId="6B113913" wp14:editId="2B42A05A">
+            <wp:extent cx="5943600" cy="3284855"/>
+            <wp:effectExtent l="0" t="0" r="0" b="0"/>
+            <wp:docPr id="136031102" name="Picture 1"/>
+            <wp:cNvGraphicFramePr>
+              <a:graphicFrameLocks xmlns:a="http://schemas.openxmlformats.org/drawingml/2006/main" noChangeAspect="1"/>
+            </wp:cNvGraphicFramePr>
+            <a:graphic xmlns:a="http://schemas.openxmlformats.org/drawingml/2006/main">
+              <a:graphicData uri="http://schemas.openxmlformats.org/drawingml/2006/picture">
+                <pic:pic xmlns:pic="http://schemas.openxmlformats.org/drawingml/2006/picture">
+                  <pic:nvPicPr>
+                    <pic:cNvPr id="136031102" name=""/>
+                    <pic:cNvPicPr/>
+                  </pic:nvPicPr>
+                  <pic:blipFill>
+                    <a:blip r:embed="rId6"/>
+                    <a:stretch>
+                      <a:fillRect/>
+                    </a:stretch>
+                  </pic:blipFill>
+                  <pic:spPr>
+                    <a:xfrm>
+                      <a:off x="0" y="0"/>
+                      <a:ext cx="5943600" cy="3284855"/>
+                    </a:xfrm>
+                    <a:prstGeom prst="rect">
+                      <a:avLst/>
+                    </a:prstGeom>
+                  </pic:spPr>
+                </pic:pic>
+              </a:graphicData>
+            </a:graphic>
+          </wp:inline>
+        </w:drawing>
+      </w:r>
       <w:r>
         <w:rPr>
           <w:rFonts w:ascii="Times New Roman" w:hAnsi="Times New Roman" w:cs="Times New Roman"/>
@@ -2041,7 +2092,7 @@
         </w:rPr>
         <w:t xml:space="preserve">Truy cập giao diện WebGUI qua </w:t>
       </w:r>
-      <w:hyperlink r:id="rId5" w:tgtFrame="_blank" w:history="1">
+      <w:hyperlink r:id="rId7" w:tgtFrame="_blank" w:history="1">
         <w:r>
           <w:rPr>
             <w:rStyle w:val="Hyperlink"/>
@@ -2111,17 +2162,43 @@
           <w:sz w:val="26"/>
           <w:szCs w:val="26"/>
         </w:rPr>
-        <w:t>[CHÈN ẢNH 3: Màn hình pfSense Dashboard thể hiện thông tin hệ thống và 3 Interfaces WAN, LAN, DMZ]</w:t>
-      </w:r>
-    </w:p>
-    <w:p>
-      <w:pPr>
-        <w:rPr>
-          <w:rFonts w:ascii="Times New Roman" w:hAnsi="Times New Roman" w:cs="Times New Roman"/>
-          <w:sz w:val="26"/>
-          <w:szCs w:val="26"/>
-        </w:rPr>
-      </w:pPr>
+        <w:lastRenderedPageBreak/>
+        <w:drawing>
+          <wp:inline distT="0" distB="0" distL="0" distR="0" wp14:anchorId="230F7F21" wp14:editId="3EE5B571">
+            <wp:extent cx="5943600" cy="3319145"/>
+            <wp:effectExtent l="0" t="0" r="0" b="0"/>
+            <wp:docPr id="1967459055" name="Picture 1"/>
+            <wp:cNvGraphicFramePr>
+              <a:graphicFrameLocks xmlns:a="http://schemas.openxmlformats.org/drawingml/2006/main" noChangeAspect="1"/>
+            </wp:cNvGraphicFramePr>
+            <a:graphic xmlns:a="http://schemas.openxmlformats.org/drawingml/2006/main">
+              <a:graphicData uri="http://schemas.openxmlformats.org/drawingml/2006/picture">
+                <pic:pic xmlns:pic="http://schemas.openxmlformats.org/drawingml/2006/picture">
+                  <pic:nvPicPr>
+                    <pic:cNvPr id="1967459055" name=""/>
+                    <pic:cNvPicPr/>
+                  </pic:nvPicPr>
+                  <pic:blipFill>
+                    <a:blip r:embed="rId8"/>
+                    <a:stretch>
+                      <a:fillRect/>
+                    </a:stretch>
+                  </pic:blipFill>
+                  <pic:spPr>
+                    <a:xfrm>
+                      <a:off x="0" y="0"/>
+                      <a:ext cx="5943600" cy="3319145"/>
+                    </a:xfrm>
+                    <a:prstGeom prst="rect">
+                      <a:avLst/>
+                    </a:prstGeom>
+                  </pic:spPr>
+                </pic:pic>
+              </a:graphicData>
+            </a:graphic>
+          </wp:inline>
+        </w:drawing>
+      </w:r>
       <w:r>
         <w:rPr>
           <w:rFonts w:ascii="Times New Roman" w:hAnsi="Times New Roman" w:cs="Times New Roman"/>
@@ -2145,17 +2222,42 @@
           <w:sz w:val="26"/>
           <w:szCs w:val="26"/>
         </w:rPr>
-        <w:t>[CHÈN ẢNH 4: Giao diện Firewall / NAT / Outbound ở chế độ Hybrid và các Automatic Rules]</w:t>
-      </w:r>
-    </w:p>
-    <w:p>
-      <w:pPr>
-        <w:rPr>
-          <w:rFonts w:ascii="Times New Roman" w:hAnsi="Times New Roman" w:cs="Times New Roman"/>
-          <w:sz w:val="26"/>
-          <w:szCs w:val="26"/>
-        </w:rPr>
-      </w:pPr>
+        <w:drawing>
+          <wp:inline distT="0" distB="0" distL="0" distR="0" wp14:anchorId="66F1B8AF" wp14:editId="7603B90C">
+            <wp:extent cx="5943600" cy="3300095"/>
+            <wp:effectExtent l="0" t="0" r="0" b="0"/>
+            <wp:docPr id="109097842" name="Picture 1"/>
+            <wp:cNvGraphicFramePr>
+              <a:graphicFrameLocks xmlns:a="http://schemas.openxmlformats.org/drawingml/2006/main" noChangeAspect="1"/>
+            </wp:cNvGraphicFramePr>
+            <a:graphic xmlns:a="http://schemas.openxmlformats.org/drawingml/2006/main">
+              <a:graphicData uri="http://schemas.openxmlformats.org/drawingml/2006/picture">
+                <pic:pic xmlns:pic="http://schemas.openxmlformats.org/drawingml/2006/picture">
+                  <pic:nvPicPr>
+                    <pic:cNvPr id="109097842" name=""/>
+                    <pic:cNvPicPr/>
+                  </pic:nvPicPr>
+                  <pic:blipFill>
+                    <a:blip r:embed="rId9"/>
+                    <a:stretch>
+                      <a:fillRect/>
+                    </a:stretch>
+                  </pic:blipFill>
+                  <pic:spPr>
+                    <a:xfrm>
+                      <a:off x="0" y="0"/>
+                      <a:ext cx="5943600" cy="3300095"/>
+                    </a:xfrm>
+                    <a:prstGeom prst="rect">
+                      <a:avLst/>
+                    </a:prstGeom>
+                  </pic:spPr>
+                </pic:pic>
+              </a:graphicData>
+            </a:graphic>
+          </wp:inline>
+        </w:drawing>
+      </w:r>
       <w:r>
         <w:rPr>
           <w:rFonts w:ascii="Times New Roman" w:hAnsi="Times New Roman" w:cs="Times New Roman"/>
@@ -2237,6 +2339,7 @@
           <w:sz w:val="26"/>
           <w:szCs w:val="26"/>
         </w:rPr>
+        <w:lastRenderedPageBreak/>
         <w:t xml:space="preserve">Giữ lại Anti-Lockout Rule. </w:t>
       </w:r>
     </w:p>
@@ -2272,24 +2375,48 @@
           <w:sz w:val="26"/>
           <w:szCs w:val="26"/>
         </w:rPr>
-        <w:t>[CHÈN ẢNH 5: Danh sách Rule trên tab LAN hiển thị 2 rule mặc định bị Disabled và rule nền tảng mới]</w:t>
-      </w:r>
-    </w:p>
-    <w:p>
-      <w:pPr>
-        <w:rPr>
-          <w:rFonts w:ascii="Times New Roman" w:hAnsi="Times New Roman" w:cs="Times New Roman"/>
-          <w:sz w:val="26"/>
-          <w:szCs w:val="26"/>
-        </w:rPr>
-      </w:pPr>
-      <w:r>
-        <w:rPr>
-          <w:rFonts w:ascii="Times New Roman" w:hAnsi="Times New Roman" w:cs="Times New Roman"/>
-          <w:sz w:val="26"/>
-          <w:szCs w:val="26"/>
-        </w:rPr>
-        <w:lastRenderedPageBreak/>
+        <w:drawing>
+          <wp:inline distT="0" distB="0" distL="0" distR="0" wp14:anchorId="06F59576" wp14:editId="7F127FDF">
+            <wp:extent cx="5943600" cy="3338830"/>
+            <wp:effectExtent l="0" t="0" r="0" b="0"/>
+            <wp:docPr id="310352023" name="Picture 1"/>
+            <wp:cNvGraphicFramePr>
+              <a:graphicFrameLocks xmlns:a="http://schemas.openxmlformats.org/drawingml/2006/main" noChangeAspect="1"/>
+            </wp:cNvGraphicFramePr>
+            <a:graphic xmlns:a="http://schemas.openxmlformats.org/drawingml/2006/main">
+              <a:graphicData uri="http://schemas.openxmlformats.org/drawingml/2006/picture">
+                <pic:pic xmlns:pic="http://schemas.openxmlformats.org/drawingml/2006/picture">
+                  <pic:nvPicPr>
+                    <pic:cNvPr id="310352023" name=""/>
+                    <pic:cNvPicPr/>
+                  </pic:nvPicPr>
+                  <pic:blipFill>
+                    <a:blip r:embed="rId10"/>
+                    <a:stretch>
+                      <a:fillRect/>
+                    </a:stretch>
+                  </pic:blipFill>
+                  <pic:spPr>
+                    <a:xfrm>
+                      <a:off x="0" y="0"/>
+                      <a:ext cx="5943600" cy="3338830"/>
+                    </a:xfrm>
+                    <a:prstGeom prst="rect">
+                      <a:avLst/>
+                    </a:prstGeom>
+                  </pic:spPr>
+                </pic:pic>
+              </a:graphicData>
+            </a:graphic>
+          </wp:inline>
+        </w:drawing>
+      </w:r>
+      <w:r>
+        <w:rPr>
+          <w:rFonts w:ascii="Times New Roman" w:hAnsi="Times New Roman" w:cs="Times New Roman"/>
+          <w:sz w:val="26"/>
+          <w:szCs w:val="26"/>
+        </w:rPr>
         <w:t xml:space="preserve">Hình 5. Chuẩn hóa danh sách quy tắc tường lửa trên interface LAN </w:t>
       </w:r>
     </w:p>
@@ -2327,7 +2454,7 @@
         </w:rPr>
         <w:t xml:space="preserve">Khi rule nền tảng BẬT (Enabled): Trên Domain Controller (10.0.0.2), thực hiện lệnh ping 8.8.8.8 và curl.exe -4 </w:t>
       </w:r>
-      <w:hyperlink r:id="rId6" w:tgtFrame="_blank" w:history="1">
+      <w:hyperlink r:id="rId11" w:tgtFrame="_blank" w:history="1">
         <w:r>
           <w:rPr>
             <w:rStyle w:val="Hyperlink"/>
@@ -2379,17 +2506,43 @@
           <w:sz w:val="26"/>
           <w:szCs w:val="26"/>
         </w:rPr>
-        <w:t>[CHÈN ẢNH 6: Màn hình CMD/PowerShell trên Domain Controller kiểm tra ping thành công khi bật và timeout khi tắt rule]</w:t>
-      </w:r>
-    </w:p>
-    <w:p>
-      <w:pPr>
-        <w:rPr>
-          <w:rFonts w:ascii="Times New Roman" w:hAnsi="Times New Roman" w:cs="Times New Roman"/>
-          <w:sz w:val="26"/>
-          <w:szCs w:val="26"/>
-        </w:rPr>
-      </w:pPr>
+        <w:lastRenderedPageBreak/>
+        <w:drawing>
+          <wp:inline distT="0" distB="0" distL="0" distR="0" wp14:anchorId="5E463C11" wp14:editId="7AF1D069">
+            <wp:extent cx="5943600" cy="3359785"/>
+            <wp:effectExtent l="0" t="0" r="0" b="0"/>
+            <wp:docPr id="1517761759" name="Picture 1"/>
+            <wp:cNvGraphicFramePr>
+              <a:graphicFrameLocks xmlns:a="http://schemas.openxmlformats.org/drawingml/2006/main" noChangeAspect="1"/>
+            </wp:cNvGraphicFramePr>
+            <a:graphic xmlns:a="http://schemas.openxmlformats.org/drawingml/2006/main">
+              <a:graphicData uri="http://schemas.openxmlformats.org/drawingml/2006/picture">
+                <pic:pic xmlns:pic="http://schemas.openxmlformats.org/drawingml/2006/picture">
+                  <pic:nvPicPr>
+                    <pic:cNvPr id="1517761759" name=""/>
+                    <pic:cNvPicPr/>
+                  </pic:nvPicPr>
+                  <pic:blipFill>
+                    <a:blip r:embed="rId12"/>
+                    <a:stretch>
+                      <a:fillRect/>
+                    </a:stretch>
+                  </pic:blipFill>
+                  <pic:spPr>
+                    <a:xfrm>
+                      <a:off x="0" y="0"/>
+                      <a:ext cx="5943600" cy="3359785"/>
+                    </a:xfrm>
+                    <a:prstGeom prst="rect">
+                      <a:avLst/>
+                    </a:prstGeom>
+                  </pic:spPr>
+                </pic:pic>
+              </a:graphicData>
+            </a:graphic>
+          </wp:inline>
+        </w:drawing>
+      </w:r>
       <w:r>
         <w:rPr>
           <w:rFonts w:ascii="Times New Roman" w:hAnsi="Times New Roman" w:cs="Times New Roman"/>
@@ -2581,6 +2734,7 @@
           <w:sz w:val="26"/>
           <w:szCs w:val="26"/>
         </w:rPr>
+        <w:lastRenderedPageBreak/>
         <w:t xml:space="preserve">Rule 3: Action = Pass, Protocol = TCP, Source = LAN net, Destination = Any, Port = 80, 443 (Cho phép HTTP/HTTPS). </w:t>
       </w:r>
     </w:p>
@@ -2600,75 +2754,6 @@
           <w:szCs w:val="26"/>
         </w:rPr>
         <w:t xml:space="preserve">Bấm Apply Changes và Reset States. </w:t>
-      </w:r>
-    </w:p>
-    <w:p>
-      <w:pPr>
-        <w:rPr>
-          <w:rFonts w:ascii="Times New Roman" w:hAnsi="Times New Roman" w:cs="Times New Roman"/>
-          <w:sz w:val="26"/>
-          <w:szCs w:val="26"/>
-        </w:rPr>
-      </w:pPr>
-      <w:r>
-        <w:rPr>
-          <w:rFonts w:ascii="Times New Roman" w:hAnsi="Times New Roman" w:cs="Times New Roman"/>
-          <w:sz w:val="26"/>
-          <w:szCs w:val="26"/>
-        </w:rPr>
-        <w:lastRenderedPageBreak/>
-        <w:t>[CHÈN ẢNH 7A: Bảng cấu hình 3 rules trên tab LAN của Tình huống 1]</w:t>
-      </w:r>
-    </w:p>
-    <w:p>
-      <w:pPr>
-        <w:rPr>
-          <w:rFonts w:ascii="Times New Roman" w:hAnsi="Times New Roman" w:cs="Times New Roman"/>
-          <w:sz w:val="26"/>
-          <w:szCs w:val="26"/>
-        </w:rPr>
-      </w:pPr>
-      <w:r>
-        <w:rPr>
-          <w:rFonts w:ascii="Times New Roman" w:hAnsi="Times New Roman" w:cs="Times New Roman"/>
-          <w:sz w:val="26"/>
-          <w:szCs w:val="26"/>
-        </w:rPr>
-        <w:t xml:space="preserve">Hình 7a. Cấu hình thứ tự các quy tắc cho Tình huống 1 </w:t>
-      </w:r>
-    </w:p>
-    <w:p>
-      <w:pPr>
-        <w:rPr>
-          <w:rFonts w:ascii="Times New Roman" w:hAnsi="Times New Roman" w:cs="Times New Roman"/>
-          <w:sz w:val="26"/>
-          <w:szCs w:val="26"/>
-        </w:rPr>
-      </w:pPr>
-      <w:r>
-        <w:rPr>
-          <w:rFonts w:ascii="Times New Roman" w:hAnsi="Times New Roman" w:cs="Times New Roman"/>
-          <w:sz w:val="26"/>
-          <w:szCs w:val="26"/>
-        </w:rPr>
-        <w:t>[CHÈN ẢNH 7B: Màn hình kiểm tra trên DC: ping 8.8.8.8 bị timeout, nslookup và curl ra web thành công]</w:t>
-      </w:r>
-    </w:p>
-    <w:p>
-      <w:pPr>
-        <w:rPr>
-          <w:rFonts w:ascii="Times New Roman" w:hAnsi="Times New Roman" w:cs="Times New Roman"/>
-          <w:sz w:val="26"/>
-          <w:szCs w:val="26"/>
-        </w:rPr>
-      </w:pPr>
-      <w:r>
-        <w:rPr>
-          <w:rFonts w:ascii="Times New Roman" w:hAnsi="Times New Roman" w:cs="Times New Roman"/>
-          <w:sz w:val="26"/>
-          <w:szCs w:val="26"/>
-        </w:rPr>
-        <w:t xml:space="preserve">Hình 7b. Kết quả kiểm tra lưu lượng ICMP, DNS và HTTP từ Domain Controller </w:t>
       </w:r>
     </w:p>
     <w:p>
@@ -2820,74 +2905,6 @@
     </w:p>
     <w:p>
       <w:pPr>
-        <w:rPr>
-          <w:rFonts w:ascii="Times New Roman" w:hAnsi="Times New Roman" w:cs="Times New Roman"/>
-          <w:sz w:val="26"/>
-          <w:szCs w:val="26"/>
-        </w:rPr>
-      </w:pPr>
-      <w:r>
-        <w:rPr>
-          <w:rFonts w:ascii="Times New Roman" w:hAnsi="Times New Roman" w:cs="Times New Roman"/>
-          <w:sz w:val="26"/>
-          <w:szCs w:val="26"/>
-        </w:rPr>
-        <w:t>[CHÈN ẢNH 8A: Bảng cấu hình 2 rule trên tab LAN của Tình huống 2]</w:t>
-      </w:r>
-    </w:p>
-    <w:p>
-      <w:pPr>
-        <w:rPr>
-          <w:rFonts w:ascii="Times New Roman" w:hAnsi="Times New Roman" w:cs="Times New Roman"/>
-          <w:sz w:val="26"/>
-          <w:szCs w:val="26"/>
-        </w:rPr>
-      </w:pPr>
-      <w:r>
-        <w:rPr>
-          <w:rFonts w:ascii="Times New Roman" w:hAnsi="Times New Roman" w:cs="Times New Roman"/>
-          <w:sz w:val="26"/>
-          <w:szCs w:val="26"/>
-        </w:rPr>
-        <w:t xml:space="preserve">Hình 8a. Quy tắc chỉ định đích danh IP 10.0.0.2 được phép đi ra ngoài </w:t>
-      </w:r>
-    </w:p>
-    <w:p>
-      <w:pPr>
-        <w:rPr>
-          <w:rFonts w:ascii="Times New Roman" w:hAnsi="Times New Roman" w:cs="Times New Roman"/>
-          <w:sz w:val="26"/>
-          <w:szCs w:val="26"/>
-        </w:rPr>
-      </w:pPr>
-      <w:r>
-        <w:rPr>
-          <w:rFonts w:ascii="Times New Roman" w:hAnsi="Times New Roman" w:cs="Times New Roman"/>
-          <w:sz w:val="26"/>
-          <w:szCs w:val="26"/>
-        </w:rPr>
-        <w:t>[CHÈN ẢNH 8B: Đặt 2 cửa sổ cạnh nhau: DC ping 8.8.8.8 thành công, máy trạm LAN-Test ping 8.8.8.8 thất bại]</w:t>
-      </w:r>
-    </w:p>
-    <w:p>
-      <w:pPr>
-        <w:rPr>
-          <w:rFonts w:ascii="Times New Roman" w:hAnsi="Times New Roman" w:cs="Times New Roman"/>
-          <w:sz w:val="26"/>
-          <w:szCs w:val="26"/>
-        </w:rPr>
-      </w:pPr>
-      <w:r>
-        <w:rPr>
-          <w:rFonts w:ascii="Times New Roman" w:hAnsi="Times New Roman" w:cs="Times New Roman"/>
-          <w:sz w:val="26"/>
-          <w:szCs w:val="26"/>
-        </w:rPr>
-        <w:t xml:space="preserve">Hình 8b. So sánh kết quả ping ra ngoài giữa Domain Controller và máy trạm phụ </w:t>
-      </w:r>
-    </w:p>
-    <w:p>
-      <w:pPr>
         <w:ind w:left="720"/>
         <w:rPr>
           <w:rFonts w:ascii="Times New Roman" w:hAnsi="Times New Roman" w:cs="Times New Roman"/>
@@ -2940,8 +2957,79 @@
           <w:sz w:val="26"/>
           <w:szCs w:val="26"/>
         </w:rPr>
+        <w:t xml:space="preserve">Mục tiêu: Ngăn chặn các thiết bị từ vùng DMZ truy cập vào tài nguyên nội bộ mạng LAN, nhưng máy chủ DMZ vẫn truy cập được Internet bình thường. </w:t>
+      </w:r>
+    </w:p>
+    <w:p>
+      <w:pPr>
+        <w:ind w:left="720"/>
+        <w:rPr>
+          <w:rFonts w:ascii="Times New Roman" w:hAnsi="Times New Roman" w:cs="Times New Roman"/>
+          <w:sz w:val="26"/>
+          <w:szCs w:val="26"/>
+        </w:rPr>
+      </w:pPr>
+      <w:r>
+        <w:rPr>
+          <w:rFonts w:ascii="Times New Roman" w:hAnsi="Times New Roman" w:cs="Times New Roman"/>
+          <w:sz w:val="26"/>
+          <w:szCs w:val="26"/>
+        </w:rPr>
+        <w:t>Các bước thực hiện:</w:t>
+      </w:r>
+    </w:p>
+    <w:p>
+      <w:pPr>
+        <w:ind w:left="1440"/>
+        <w:rPr>
+          <w:rFonts w:ascii="Times New Roman" w:hAnsi="Times New Roman" w:cs="Times New Roman"/>
+          <w:sz w:val="26"/>
+          <w:szCs w:val="26"/>
+        </w:rPr>
+      </w:pPr>
+      <w:r>
+        <w:rPr>
+          <w:rFonts w:ascii="Times New Roman" w:hAnsi="Times New Roman" w:cs="Times New Roman"/>
+          <w:sz w:val="26"/>
+          <w:szCs w:val="26"/>
+        </w:rPr>
+        <w:t>Mở cổng ICMP trên Windows Firewall của máy DC bằng lệnh:</w:t>
+      </w:r>
+    </w:p>
+    <w:p>
+      <w:pPr>
+        <w:rPr>
+          <w:rFonts w:ascii="Times New Roman" w:hAnsi="Times New Roman" w:cs="Times New Roman"/>
+          <w:sz w:val="26"/>
+          <w:szCs w:val="26"/>
+        </w:rPr>
+      </w:pPr>
+      <w:r>
+        <w:rPr>
+          <w:rFonts w:ascii="Times New Roman" w:hAnsi="Times New Roman" w:cs="Times New Roman"/>
+          <w:sz w:val="26"/>
+          <w:szCs w:val="26"/>
+        </w:rPr>
+        <w:t xml:space="preserve">netsh advfirewall firewall add rule name="LAB-Allow-ICMPv4-Echo" protocol=icmpv4:8,any dir=in action=allow </w:t>
+      </w:r>
+    </w:p>
+    <w:p>
+      <w:pPr>
+        <w:ind w:left="1440"/>
+        <w:rPr>
+          <w:rFonts w:ascii="Times New Roman" w:hAnsi="Times New Roman" w:cs="Times New Roman"/>
+          <w:sz w:val="26"/>
+          <w:szCs w:val="26"/>
+        </w:rPr>
+      </w:pPr>
+      <w:r>
+        <w:rPr>
+          <w:rFonts w:ascii="Times New Roman" w:hAnsi="Times New Roman" w:cs="Times New Roman"/>
+          <w:sz w:val="26"/>
+          <w:szCs w:val="26"/>
+        </w:rPr>
         <w:lastRenderedPageBreak/>
-        <w:t xml:space="preserve">Mục tiêu: Ngăn chặn các thiết bị từ vùng DMZ truy cập vào tài nguyên nội bộ mạng LAN, nhưng máy chủ DMZ vẫn truy cập được Internet bình thường. </w:t>
+        <w:t xml:space="preserve">Bước Baseline (trước khi chặn): Cấu hình rule Pass DMZ net to Any trên tab DMZ. Từ máy DMZ-Web (172.16.0.2) ping sang 10.0.0.2 nhận phản hồi thành công. </w:t>
       </w:r>
     </w:p>
     <w:p>
@@ -2959,111 +3047,6 @@
           <w:sz w:val="26"/>
           <w:szCs w:val="26"/>
         </w:rPr>
-        <w:t>Các bước thực hiện:</w:t>
-      </w:r>
-    </w:p>
-    <w:p>
-      <w:pPr>
-        <w:ind w:left="1440"/>
-        <w:rPr>
-          <w:rFonts w:ascii="Times New Roman" w:hAnsi="Times New Roman" w:cs="Times New Roman"/>
-          <w:sz w:val="26"/>
-          <w:szCs w:val="26"/>
-        </w:rPr>
-      </w:pPr>
-      <w:r>
-        <w:rPr>
-          <w:rFonts w:ascii="Times New Roman" w:hAnsi="Times New Roman" w:cs="Times New Roman"/>
-          <w:sz w:val="26"/>
-          <w:szCs w:val="26"/>
-        </w:rPr>
-        <w:t>Mở cổng ICMP trên Windows Firewall của máy DC bằng lệnh:</w:t>
-      </w:r>
-    </w:p>
-    <w:p>
-      <w:pPr>
-        <w:rPr>
-          <w:rFonts w:ascii="Times New Roman" w:hAnsi="Times New Roman" w:cs="Times New Roman"/>
-          <w:sz w:val="26"/>
-          <w:szCs w:val="26"/>
-        </w:rPr>
-      </w:pPr>
-      <w:r>
-        <w:rPr>
-          <w:rFonts w:ascii="Times New Roman" w:hAnsi="Times New Roman" w:cs="Times New Roman"/>
-          <w:sz w:val="26"/>
-          <w:szCs w:val="26"/>
-        </w:rPr>
-        <w:t xml:space="preserve">netsh advfirewall firewall add rule name="LAB-Allow-ICMPv4-Echo" protocol=icmpv4:8,any dir=in action=allow </w:t>
-      </w:r>
-    </w:p>
-    <w:p>
-      <w:pPr>
-        <w:ind w:left="1440"/>
-        <w:rPr>
-          <w:rFonts w:ascii="Times New Roman" w:hAnsi="Times New Roman" w:cs="Times New Roman"/>
-          <w:sz w:val="26"/>
-          <w:szCs w:val="26"/>
-        </w:rPr>
-      </w:pPr>
-      <w:r>
-        <w:rPr>
-          <w:rFonts w:ascii="Times New Roman" w:hAnsi="Times New Roman" w:cs="Times New Roman"/>
-          <w:sz w:val="26"/>
-          <w:szCs w:val="26"/>
-        </w:rPr>
-        <w:t xml:space="preserve">Bước Baseline (trước khi chặn): Cấu hình rule Pass DMZ net to Any trên tab DMZ. Từ máy DMZ-Web (172.16.0.2) ping sang 10.0.0.2 nhận phản hồi thành công. </w:t>
-      </w:r>
-    </w:p>
-    <w:p>
-      <w:pPr>
-        <w:rPr>
-          <w:rFonts w:ascii="Times New Roman" w:hAnsi="Times New Roman" w:cs="Times New Roman"/>
-          <w:sz w:val="26"/>
-          <w:szCs w:val="26"/>
-        </w:rPr>
-      </w:pPr>
-      <w:r>
-        <w:rPr>
-          <w:rFonts w:ascii="Times New Roman" w:hAnsi="Times New Roman" w:cs="Times New Roman"/>
-          <w:sz w:val="26"/>
-          <w:szCs w:val="26"/>
-        </w:rPr>
-        <w:t>[CHÈN ẢNH 9A: Màn hình DMZ-Web ping sang Domain Controller 10.0.0.2 thành công (Baseline)]</w:t>
-      </w:r>
-    </w:p>
-    <w:p>
-      <w:pPr>
-        <w:rPr>
-          <w:rFonts w:ascii="Times New Roman" w:hAnsi="Times New Roman" w:cs="Times New Roman"/>
-          <w:sz w:val="26"/>
-          <w:szCs w:val="26"/>
-        </w:rPr>
-      </w:pPr>
-      <w:r>
-        <w:rPr>
-          <w:rFonts w:ascii="Times New Roman" w:hAnsi="Times New Roman" w:cs="Times New Roman"/>
-          <w:sz w:val="26"/>
-          <w:szCs w:val="26"/>
-        </w:rPr>
-        <w:t xml:space="preserve">Hình 9a. Kết quả kiểm tra thông tuyến đường truyền mạng DMZ sang LAN trước khi áp dụng chặn </w:t>
-      </w:r>
-    </w:p>
-    <w:p>
-      <w:pPr>
-        <w:ind w:left="720"/>
-        <w:rPr>
-          <w:rFonts w:ascii="Times New Roman" w:hAnsi="Times New Roman" w:cs="Times New Roman"/>
-          <w:sz w:val="26"/>
-          <w:szCs w:val="26"/>
-        </w:rPr>
-      </w:pPr>
-      <w:r>
-        <w:rPr>
-          <w:rFonts w:ascii="Times New Roman" w:hAnsi="Times New Roman" w:cs="Times New Roman"/>
-          <w:sz w:val="26"/>
-          <w:szCs w:val="26"/>
-        </w:rPr>
         <w:t xml:space="preserve">Bước Cô lập (sau khi chặn): Thêm rule mới và đặt ở TRÊN rule Pass Any: </w:t>
       </w:r>
     </w:p>
@@ -3099,74 +3082,6 @@
           <w:szCs w:val="26"/>
         </w:rPr>
         <w:t xml:space="preserve">Thực hiện Apply Changes và Reset States. </w:t>
-      </w:r>
-    </w:p>
-    <w:p>
-      <w:pPr>
-        <w:rPr>
-          <w:rFonts w:ascii="Times New Roman" w:hAnsi="Times New Roman" w:cs="Times New Roman"/>
-          <w:sz w:val="26"/>
-          <w:szCs w:val="26"/>
-        </w:rPr>
-      </w:pPr>
-      <w:r>
-        <w:rPr>
-          <w:rFonts w:ascii="Times New Roman" w:hAnsi="Times New Roman" w:cs="Times New Roman"/>
-          <w:sz w:val="26"/>
-          <w:szCs w:val="26"/>
-        </w:rPr>
-        <w:t>[CHÈN ẢNH 9B: Bảng rule DMZ hiển thị rule Block đặt trên rule Pass]</w:t>
-      </w:r>
-    </w:p>
-    <w:p>
-      <w:pPr>
-        <w:rPr>
-          <w:rFonts w:ascii="Times New Roman" w:hAnsi="Times New Roman" w:cs="Times New Roman"/>
-          <w:sz w:val="26"/>
-          <w:szCs w:val="26"/>
-        </w:rPr>
-      </w:pPr>
-      <w:r>
-        <w:rPr>
-          <w:rFonts w:ascii="Times New Roman" w:hAnsi="Times New Roman" w:cs="Times New Roman"/>
-          <w:sz w:val="26"/>
-          <w:szCs w:val="26"/>
-        </w:rPr>
-        <w:t xml:space="preserve">Hình 9b. Cấu hình quy tắc cách ly mạng DMZ khỏi mạng LAN </w:t>
-      </w:r>
-    </w:p>
-    <w:p>
-      <w:pPr>
-        <w:rPr>
-          <w:rFonts w:ascii="Times New Roman" w:hAnsi="Times New Roman" w:cs="Times New Roman"/>
-          <w:sz w:val="26"/>
-          <w:szCs w:val="26"/>
-        </w:rPr>
-      </w:pPr>
-      <w:r>
-        <w:rPr>
-          <w:rFonts w:ascii="Times New Roman" w:hAnsi="Times New Roman" w:cs="Times New Roman"/>
-          <w:sz w:val="26"/>
-          <w:szCs w:val="26"/>
-        </w:rPr>
-        <w:t>[CHÈN ẢNH 9C: DMZ-Web ping 10.0.0.2 bị timeout nhưng ping 8.8.8.8 ra Internet thành công]</w:t>
-      </w:r>
-    </w:p>
-    <w:p>
-      <w:pPr>
-        <w:rPr>
-          <w:rFonts w:ascii="Times New Roman" w:hAnsi="Times New Roman" w:cs="Times New Roman"/>
-          <w:sz w:val="26"/>
-          <w:szCs w:val="26"/>
-        </w:rPr>
-      </w:pPr>
-      <w:r>
-        <w:rPr>
-          <w:rFonts w:ascii="Times New Roman" w:hAnsi="Times New Roman" w:cs="Times New Roman"/>
-          <w:sz w:val="26"/>
-          <w:szCs w:val="26"/>
-        </w:rPr>
-        <w:t xml:space="preserve">Hình 9c. DMZ bị chặn khi vào LAN nhưng vẫn duy trì kết nối Internet </w:t>
       </w:r>
     </w:p>
     <w:p>
@@ -3292,7 +3207,6 @@
           <w:sz w:val="26"/>
           <w:szCs w:val="26"/>
         </w:rPr>
-        <w:lastRenderedPageBreak/>
         <w:t xml:space="preserve">Tại Interfaces chọn WAN: Bỏ chọn hai tùy chọn Block private networks và Block bogon networks rồi bấm Apply Changes. </w:t>
       </w:r>
     </w:p>
@@ -3456,74 +3370,6 @@
           <w:szCs w:val="26"/>
         </w:rPr>
         <w:t xml:space="preserve">Bấm Save rồi Apply Changes và Reset States. </w:t>
-      </w:r>
-    </w:p>
-    <w:p>
-      <w:pPr>
-        <w:rPr>
-          <w:rFonts w:ascii="Times New Roman" w:hAnsi="Times New Roman" w:cs="Times New Roman"/>
-          <w:sz w:val="26"/>
-          <w:szCs w:val="26"/>
-        </w:rPr>
-      </w:pPr>
-      <w:r>
-        <w:rPr>
-          <w:rFonts w:ascii="Times New Roman" w:hAnsi="Times New Roman" w:cs="Times New Roman"/>
-          <w:sz w:val="26"/>
-          <w:szCs w:val="26"/>
-        </w:rPr>
-        <w:t>[CHÈN ẢNH 10A: Giao diện cấu hình quy tắc NAT Port Forward cổng 8080 trên pfSense]</w:t>
-      </w:r>
-    </w:p>
-    <w:p>
-      <w:pPr>
-        <w:rPr>
-          <w:rFonts w:ascii="Times New Roman" w:hAnsi="Times New Roman" w:cs="Times New Roman"/>
-          <w:sz w:val="26"/>
-          <w:szCs w:val="26"/>
-        </w:rPr>
-      </w:pPr>
-      <w:r>
-        <w:rPr>
-          <w:rFonts w:ascii="Times New Roman" w:hAnsi="Times New Roman" w:cs="Times New Roman"/>
-          <w:sz w:val="26"/>
-          <w:szCs w:val="26"/>
-        </w:rPr>
-        <w:t xml:space="preserve">Hình 10a. Thiết lập chuyển tiếp cổng WAN 8080 về máy chủ DMZ 172.16.0.2:80 </w:t>
-      </w:r>
-    </w:p>
-    <w:p>
-      <w:pPr>
-        <w:rPr>
-          <w:rFonts w:ascii="Times New Roman" w:hAnsi="Times New Roman" w:cs="Times New Roman"/>
-          <w:sz w:val="26"/>
-          <w:szCs w:val="26"/>
-        </w:rPr>
-      </w:pPr>
-      <w:r>
-        <w:rPr>
-          <w:rFonts w:ascii="Times New Roman" w:hAnsi="Times New Roman" w:cs="Times New Roman"/>
-          <w:sz w:val="26"/>
-          <w:szCs w:val="26"/>
-        </w:rPr>
-        <w:t>[CHÈN ẢNH 10B: Trình duyệt máy thật truy cập http://&lt;IP-WAN-pfSense&gt;:8080 hiển thị trang chào mừng của IIS]</w:t>
-      </w:r>
-    </w:p>
-    <w:p>
-      <w:pPr>
-        <w:rPr>
-          <w:rFonts w:ascii="Times New Roman" w:hAnsi="Times New Roman" w:cs="Times New Roman"/>
-          <w:sz w:val="26"/>
-          <w:szCs w:val="26"/>
-        </w:rPr>
-      </w:pPr>
-      <w:r>
-        <w:rPr>
-          <w:rFonts w:ascii="Times New Roman" w:hAnsi="Times New Roman" w:cs="Times New Roman"/>
-          <w:sz w:val="26"/>
-          <w:szCs w:val="26"/>
-        </w:rPr>
-        <w:t xml:space="preserve">Hình 10b. Truy cập thành công máy chủ nội bộ thông qua địa chỉ IP cổng WAN của tường lửa </w:t>
       </w:r>
     </w:p>
     <w:p>
@@ -3562,6 +3408,7 @@
           <w:sz w:val="26"/>
           <w:szCs w:val="26"/>
         </w:rPr>
+        <w:lastRenderedPageBreak/>
         <w:t>5. Tình huống 5: Kích hoạt Logging và Phân tích Firewall Log</w:t>
       </w:r>
     </w:p>
@@ -3652,42 +3499,7 @@
           <w:sz w:val="26"/>
           <w:szCs w:val="26"/>
         </w:rPr>
-        <w:lastRenderedPageBreak/>
         <w:t xml:space="preserve">Truy cập menu Status chọn System Logs rồi chọn tab Firewall. </w:t>
-      </w:r>
-    </w:p>
-    <w:p>
-      <w:pPr>
-        <w:rPr>
-          <w:rFonts w:ascii="Times New Roman" w:hAnsi="Times New Roman" w:cs="Times New Roman"/>
-          <w:sz w:val="26"/>
-          <w:szCs w:val="26"/>
-        </w:rPr>
-      </w:pPr>
-      <w:r>
-        <w:rPr>
-          <w:rFonts w:ascii="Times New Roman" w:hAnsi="Times New Roman" w:cs="Times New Roman"/>
-          <w:sz w:val="26"/>
-          <w:szCs w:val="26"/>
-        </w:rPr>
-        <w:t>[CHÈN ẢNH 11: Nhật ký Firewall Log hiển thị các dòng màu đỏ ghi nhận chi tiết gói tin bị chặn]</w:t>
-      </w:r>
-    </w:p>
-    <w:p>
-      <w:pPr>
-        <w:rPr>
-          <w:rFonts w:ascii="Times New Roman" w:hAnsi="Times New Roman" w:cs="Times New Roman"/>
-          <w:sz w:val="26"/>
-          <w:szCs w:val="26"/>
-        </w:rPr>
-      </w:pPr>
-      <w:r>
-        <w:rPr>
-          <w:rFonts w:ascii="Times New Roman" w:hAnsi="Times New Roman" w:cs="Times New Roman"/>
-          <w:sz w:val="26"/>
-          <w:szCs w:val="26"/>
-        </w:rPr>
-        <w:t xml:space="preserve">Hình 11. Bản ghi nhật ký từ chối gói tin vi phạm chính sách tường lửa </w:t>
       </w:r>
     </w:p>
     <w:p>
@@ -3840,7 +3652,16 @@
           <w:sz w:val="26"/>
           <w:szCs w:val="26"/>
         </w:rPr>
-        <w:t xml:space="preserve">Nếu đặt máy chủ này trong mạng LAN, khi kẻ tấn công chiếm được quyền kiểm soát máy chủ, chúng sẽ nằm ngay bên trong mạng nội bộ và dễ dàng thực hiện tấn công leo thang, quét mạng ngang hàng (lateral movement) để xâm nhập sang Domain Controller và các máy trạm khác chứa dữ liệu nhạy cảm. </w:t>
+        <w:t xml:space="preserve">Nếu đặt máy chủ này trong mạng LAN, khi kẻ tấn công chiếm được quyền kiểm soát máy chủ, chúng sẽ nằm ngay bên trong mạng nội bộ và dễ dàng thực hiện tấn </w:t>
+      </w:r>
+      <w:r>
+        <w:rPr>
+          <w:rFonts w:ascii="Times New Roman" w:hAnsi="Times New Roman" w:cs="Times New Roman"/>
+          <w:sz w:val="26"/>
+          <w:szCs w:val="26"/>
+        </w:rPr>
+        <w:lastRenderedPageBreak/>
+        <w:t xml:space="preserve">công leo thang, quét mạng ngang hàng (lateral movement) để xâm nhập sang Domain Controller và các máy trạm khác chứa dữ liệu nhạy cảm. </w:t>
       </w:r>
     </w:p>
     <w:p>
@@ -3879,7 +3700,6 @@
           <w:sz w:val="26"/>
           <w:szCs w:val="26"/>
         </w:rPr>
-        <w:lastRenderedPageBreak/>
         <w:t>Câu 3: Nếu rule Block nằm dưới một rule Pass tổng quát thì kết quả có thể như thế nào?</w:t>
       </w:r>
     </w:p>
@@ -4083,6 +3903,7 @@
           <w:sz w:val="26"/>
           <w:szCs w:val="26"/>
         </w:rPr>
+        <w:lastRenderedPageBreak/>
         <w:t xml:space="preserve">Hỗ trợ phát hiện sớm các hành vi tấn công mạng, quét cổng thăm dò (port scan) hoặc phát hiện các máy trạm nhiễm mã độc đang cố gắng liên lạc với máy chủ điều khiển C&amp;C bên ngoài. </w:t>
       </w:r>
     </w:p>
@@ -4122,7 +3943,6 @@
           <w:sz w:val="26"/>
           <w:szCs w:val="26"/>
         </w:rPr>
-        <w:lastRenderedPageBreak/>
         <w:t xml:space="preserve">Đổi thông tin đăng nhập mặc định và bảo mật giao diện quản trị: Thay đổi mật khẩu mặc định pfsense của tài khoản admin, vô hiệu hóa giao thức HTTP không mã hóa, đổi cổng quản trị HTTPS mặc định (từ 443 sang một cổng ngẫu nhiên khác) và cấu hình xác thực 2 yếu tố (2FA/TOTP). </w:t>
       </w:r>
     </w:p>
@@ -8435,6 +8255,7 @@
   <w:style w:type="character" w:default="1" w:styleId="DefaultParagraphFont">
     <w:name w:val="Default Paragraph Font"/>
     <w:uiPriority w:val="1"/>
+    <w:semiHidden/>
     <w:unhideWhenUsed/>
   </w:style>
   <w:style w:type="table" w:default="1" w:styleId="TableNormal">
